--- a/lessons/6-4-group2/homework.docx
+++ b/lessons/6-4-group2/homework.docx
@@ -80,7 +80,7 @@
         <w:spacing w:after="60" w:before="0"/>
       </w:pPr>
       <w:r>
-        <w:t xml:space="preserve">Content: I can evaluate algebraic expressions by substituting values for the variables, explain why the method works, and use it on a problem I have not seen before.</w:t>
+        <w:t xml:space="preserve">Content: I can write numerical expressions from a real situation and evaluate them using the order of operations, including powers, explain what each part stands for, and build one for a situation I have not seen before.</w:t>
       </w:r>
     </w:p>
     <w:p>
@@ -161,10 +161,73 @@
           <w:b/>
           <w:bCs/>
         </w:rPr>
-        <w:t xml:space="preserve">Evaluate Expressions (Evaluar expresiones)</w:t>
-      </w:r>
-      <w:r>
-        <w:t xml:space="preserve"> — Find the value of an expression by substituting numbers and following the order of operations.</w:t>
+        <w:t xml:space="preserve">Write and Evaluate Numerical Expressions with Exponents (Escribir y evaluar expresiones numéricas con exponentes)</w:t>
+      </w:r>
+      <w:r>
+        <w:t xml:space="preserve"> — Turning a situation into a number sentence without an equal sign, then finding its value in the correct order.</w:t>
+      </w:r>
+    </w:p>
+    <w:p>
+      <w:pPr>
+        <w:keepNext/>
+        <w:spacing w:after="20" w:before="80"/>
+        <w:jc w:val="center"/>
+      </w:pPr>
+      <w:r>
+        <w:drawing>
+          <wp:inline distT="0" distB="0" distL="0" distR="0">
+            <wp:extent cx="1047750" cy="790575"/>
+            <wp:effectExtent t="0" r="0" b="0" l="0"/>
+            <wp:docPr id="1" name="" descr="" title=""/>
+            <wp:cNvGraphicFramePr>
+              <a:graphicFrameLocks xmlns:a="http://schemas.openxmlformats.org/drawingml/2006/main" noChangeAspect="1"/>
+            </wp:cNvGraphicFramePr>
+            <a:graphic xmlns:a="http://schemas.openxmlformats.org/drawingml/2006/main">
+              <a:graphicData uri="http://schemas.openxmlformats.org/drawingml/2006/picture">
+                <pic:pic xmlns:pic="http://schemas.openxmlformats.org/drawingml/2006/picture">
+                  <pic:nvPicPr>
+                    <pic:cNvPr id="0" name="" descr=""/>
+                    <pic:cNvPicPr>
+                      <a:picLocks noChangeAspect="1" noChangeArrowheads="1"/>
+                    </pic:cNvPicPr>
+                  </pic:nvPicPr>
+                  <pic:blipFill>
+                    <a:blip r:embed="rId7" cstate="none"/>
+                    <a:srcRect/>
+                    <a:stretch>
+                      <a:fillRect/>
+                    </a:stretch>
+                  </pic:blipFill>
+                  <pic:spPr bwMode="auto">
+                    <a:xfrm>
+                      <a:off x="0" y="0"/>
+                      <a:ext cx="1047750" cy="790575"/>
+                    </a:xfrm>
+                    <a:prstGeom prst="rect">
+                      <a:avLst/>
+                    </a:prstGeom>
+                  </pic:spPr>
+                </pic:pic>
+              </a:graphicData>
+            </a:graphic>
+          </wp:inline>
+        </w:drawing>
+      </w:r>
+    </w:p>
+    <w:p>
+      <w:pPr>
+        <w:keepNext/>
+        <w:spacing w:after="120"/>
+      </w:pPr>
+      <w:r>
+        <w:rPr>
+          <w:b/>
+          <w:bCs/>
+        </w:rPr>
+        <w:t xml:space="preserve">Numerical expression (Expresión numérica)</w:t>
+      </w:r>
+      <w:r>
+        <w:t xml:space="preserve"> — A math phrase built from numbers and operations, with no equal sign and no variable.</w:t>
       </w:r>
     </w:p>
     <w:p>
@@ -224,10 +287,10 @@
           <w:b/>
           <w:bCs/>
         </w:rPr>
-        <w:t xml:space="preserve">Variable (Variable)</w:t>
-      </w:r>
-      <w:r>
-        <w:t xml:space="preserve"> — A letter that stands for a number that is unknown or can change.</w:t>
+        <w:t xml:space="preserve">Evaluate (Evaluar)</w:t>
+      </w:r>
+      <w:r>
+        <w:t xml:space="preserve"> — To find the single value an expression is worth by carrying out its operations in order.</w:t>
       </w:r>
     </w:p>
     <w:p>
@@ -287,73 +350,10 @@
           <w:b/>
           <w:bCs/>
         </w:rPr>
-        <w:t xml:space="preserve">Expression (Expresión)</w:t>
-      </w:r>
-      <w:r>
-        <w:t xml:space="preserve"> — A math phrase with numbers and letters, but no equal sign.</w:t>
-      </w:r>
-    </w:p>
-    <w:p>
-      <w:pPr>
-        <w:keepNext/>
-        <w:spacing w:after="20" w:before="80"/>
-        <w:jc w:val="center"/>
-      </w:pPr>
-      <w:r>
-        <w:drawing>
-          <wp:inline distT="0" distB="0" distL="0" distR="0">
-            <wp:extent cx="1047750" cy="790575"/>
-            <wp:effectExtent t="0" r="0" b="0" l="0"/>
-            <wp:docPr id="1" name="" descr="" title=""/>
-            <wp:cNvGraphicFramePr>
-              <a:graphicFrameLocks xmlns:a="http://schemas.openxmlformats.org/drawingml/2006/main" noChangeAspect="1"/>
-            </wp:cNvGraphicFramePr>
-            <a:graphic xmlns:a="http://schemas.openxmlformats.org/drawingml/2006/main">
-              <a:graphicData uri="http://schemas.openxmlformats.org/drawingml/2006/picture">
-                <pic:pic xmlns:pic="http://schemas.openxmlformats.org/drawingml/2006/picture">
-                  <pic:nvPicPr>
-                    <pic:cNvPr id="0" name="" descr=""/>
-                    <pic:cNvPicPr>
-                      <a:picLocks noChangeAspect="1" noChangeArrowheads="1"/>
-                    </pic:cNvPicPr>
-                  </pic:nvPicPr>
-                  <pic:blipFill>
-                    <a:blip r:embed="rId9" cstate="none"/>
-                    <a:srcRect/>
-                    <a:stretch>
-                      <a:fillRect/>
-                    </a:stretch>
-                  </pic:blipFill>
-                  <pic:spPr bwMode="auto">
-                    <a:xfrm>
-                      <a:off x="0" y="0"/>
-                      <a:ext cx="1047750" cy="790575"/>
-                    </a:xfrm>
-                    <a:prstGeom prst="rect">
-                      <a:avLst/>
-                    </a:prstGeom>
-                  </pic:spPr>
-                </pic:pic>
-              </a:graphicData>
-            </a:graphic>
-          </wp:inline>
-        </w:drawing>
-      </w:r>
-    </w:p>
-    <w:p>
-      <w:pPr>
-        <w:keepNext/>
-        <w:spacing w:after="120"/>
-      </w:pPr>
-      <w:r>
-        <w:rPr>
-          <w:b/>
-          <w:bCs/>
-        </w:rPr>
-        <w:t xml:space="preserve">Evaluate (Evaluar)</w:t>
-      </w:r>
-      <w:r>
-        <w:t xml:space="preserve"> — To find the value by putting numbers in for the letters.</w:t>
+        <w:t xml:space="preserve">Order of operations (Orden de las operaciones)</w:t>
+      </w:r>
+      <w:r>
+        <w:t xml:space="preserve"> — The agreed order for evaluating: grouping symbols, then exponents, then multiply and divide left to right, then add and subtract left to right.</w:t>
       </w:r>
     </w:p>
     <w:p>
@@ -413,10 +413,10 @@
           <w:b/>
           <w:bCs/>
         </w:rPr>
-        <w:t xml:space="preserve">Substitute (Sustituir)</w:t>
-      </w:r>
-      <w:r>
-        <w:t xml:space="preserve"> — To put a number in place of a letter.</w:t>
+        <w:t xml:space="preserve">Power (Potencia)</w:t>
+      </w:r>
+      <w:r>
+        <w:t xml:space="preserve"> — A short way to write repeated multiplication of the same factor, such as 2³ for 2 × 2 × 2.</w:t>
       </w:r>
     </w:p>
     <w:p>
@@ -476,10 +476,136 @@
           <w:b/>
           <w:bCs/>
         </w:rPr>
-        <w:t xml:space="preserve">Coefficient (Coeficiente)</w:t>
-      </w:r>
-      <w:r>
-        <w:t xml:space="preserve"> — The number in front of a letter, like the 3 in 3x.</w:t>
+        <w:t xml:space="preserve">Base (Base)</w:t>
+      </w:r>
+      <w:r>
+        <w:t xml:space="preserve"> — In a power, the number being multiplied by itself. In 2³ the base is 2.</w:t>
+      </w:r>
+    </w:p>
+    <w:p>
+      <w:pPr>
+        <w:keepNext/>
+        <w:spacing w:after="20" w:before="80"/>
+        <w:jc w:val="center"/>
+      </w:pPr>
+      <w:r>
+        <w:drawing>
+          <wp:inline distT="0" distB="0" distL="0" distR="0">
+            <wp:extent cx="1047750" cy="790575"/>
+            <wp:effectExtent t="0" r="0" b="0" l="0"/>
+            <wp:docPr id="1" name="" descr="" title=""/>
+            <wp:cNvGraphicFramePr>
+              <a:graphicFrameLocks xmlns:a="http://schemas.openxmlformats.org/drawingml/2006/main" noChangeAspect="1"/>
+            </wp:cNvGraphicFramePr>
+            <a:graphic xmlns:a="http://schemas.openxmlformats.org/drawingml/2006/main">
+              <a:graphicData uri="http://schemas.openxmlformats.org/drawingml/2006/picture">
+                <pic:pic xmlns:pic="http://schemas.openxmlformats.org/drawingml/2006/picture">
+                  <pic:nvPicPr>
+                    <pic:cNvPr id="0" name="" descr=""/>
+                    <pic:cNvPicPr>
+                      <a:picLocks noChangeAspect="1" noChangeArrowheads="1"/>
+                    </pic:cNvPicPr>
+                  </pic:nvPicPr>
+                  <pic:blipFill>
+                    <a:blip r:embed="rId10" cstate="none"/>
+                    <a:srcRect/>
+                    <a:stretch>
+                      <a:fillRect/>
+                    </a:stretch>
+                  </pic:blipFill>
+                  <pic:spPr bwMode="auto">
+                    <a:xfrm>
+                      <a:off x="0" y="0"/>
+                      <a:ext cx="1047750" cy="790575"/>
+                    </a:xfrm>
+                    <a:prstGeom prst="rect">
+                      <a:avLst/>
+                    </a:prstGeom>
+                  </pic:spPr>
+                </pic:pic>
+              </a:graphicData>
+            </a:graphic>
+          </wp:inline>
+        </w:drawing>
+      </w:r>
+    </w:p>
+    <w:p>
+      <w:pPr>
+        <w:keepNext/>
+        <w:spacing w:after="120"/>
+      </w:pPr>
+      <w:r>
+        <w:rPr>
+          <w:b/>
+          <w:bCs/>
+        </w:rPr>
+        <w:t xml:space="preserve">Exponent (Exponente)</w:t>
+      </w:r>
+      <w:r>
+        <w:t xml:space="preserve"> — In a power, the small raised number that says how many times the base is used as a factor.</w:t>
+      </w:r>
+    </w:p>
+    <w:p>
+      <w:pPr>
+        <w:keepNext/>
+        <w:spacing w:after="20" w:before="80"/>
+        <w:jc w:val="center"/>
+      </w:pPr>
+      <w:r>
+        <w:drawing>
+          <wp:inline distT="0" distB="0" distL="0" distR="0">
+            <wp:extent cx="1047750" cy="790575"/>
+            <wp:effectExtent t="0" r="0" b="0" l="0"/>
+            <wp:docPr id="1" name="" descr="" title=""/>
+            <wp:cNvGraphicFramePr>
+              <a:graphicFrameLocks xmlns:a="http://schemas.openxmlformats.org/drawingml/2006/main" noChangeAspect="1"/>
+            </wp:cNvGraphicFramePr>
+            <a:graphic xmlns:a="http://schemas.openxmlformats.org/drawingml/2006/main">
+              <a:graphicData uri="http://schemas.openxmlformats.org/drawingml/2006/picture">
+                <pic:pic xmlns:pic="http://schemas.openxmlformats.org/drawingml/2006/picture">
+                  <pic:nvPicPr>
+                    <pic:cNvPr id="0" name="" descr=""/>
+                    <pic:cNvPicPr>
+                      <a:picLocks noChangeAspect="1" noChangeArrowheads="1"/>
+                    </pic:cNvPicPr>
+                  </pic:nvPicPr>
+                  <pic:blipFill>
+                    <a:blip r:embed="rId7" cstate="none"/>
+                    <a:srcRect/>
+                    <a:stretch>
+                      <a:fillRect/>
+                    </a:stretch>
+                  </pic:blipFill>
+                  <pic:spPr bwMode="auto">
+                    <a:xfrm>
+                      <a:off x="0" y="0"/>
+                      <a:ext cx="1047750" cy="790575"/>
+                    </a:xfrm>
+                    <a:prstGeom prst="rect">
+                      <a:avLst/>
+                    </a:prstGeom>
+                  </pic:spPr>
+                </pic:pic>
+              </a:graphicData>
+            </a:graphic>
+          </wp:inline>
+        </w:drawing>
+      </w:r>
+    </w:p>
+    <w:p>
+      <w:pPr>
+        <w:keepNext/>
+        <w:spacing w:after="120"/>
+      </w:pPr>
+      <w:r>
+        <w:rPr>
+          <w:b/>
+          <w:bCs/>
+        </w:rPr>
+        <w:t xml:space="preserve">Evaluate Expressions (Evaluar expresiones)</w:t>
+      </w:r>
+      <w:r>
+        <w:t xml:space="preserve"> — Find the value of an expression by substituting numbers and following the order of operations.</w:t>
       </w:r>
     </w:p>
     <w:p>
@@ -539,6 +665,258 @@
           <w:b/>
           <w:bCs/>
         </w:rPr>
+        <w:t xml:space="preserve">Variable (Variable)</w:t>
+      </w:r>
+      <w:r>
+        <w:t xml:space="preserve"> — A letter that stands for a number that is unknown or can change.</w:t>
+      </w:r>
+    </w:p>
+    <w:p>
+      <w:pPr>
+        <w:keepNext/>
+        <w:spacing w:after="20" w:before="80"/>
+        <w:jc w:val="center"/>
+      </w:pPr>
+      <w:r>
+        <w:drawing>
+          <wp:inline distT="0" distB="0" distL="0" distR="0">
+            <wp:extent cx="1047750" cy="790575"/>
+            <wp:effectExtent t="0" r="0" b="0" l="0"/>
+            <wp:docPr id="1" name="" descr="" title=""/>
+            <wp:cNvGraphicFramePr>
+              <a:graphicFrameLocks xmlns:a="http://schemas.openxmlformats.org/drawingml/2006/main" noChangeAspect="1"/>
+            </wp:cNvGraphicFramePr>
+            <a:graphic xmlns:a="http://schemas.openxmlformats.org/drawingml/2006/main">
+              <a:graphicData uri="http://schemas.openxmlformats.org/drawingml/2006/picture">
+                <pic:pic xmlns:pic="http://schemas.openxmlformats.org/drawingml/2006/picture">
+                  <pic:nvPicPr>
+                    <pic:cNvPr id="0" name="" descr=""/>
+                    <pic:cNvPicPr>
+                      <a:picLocks noChangeAspect="1" noChangeArrowheads="1"/>
+                    </pic:cNvPicPr>
+                  </pic:nvPicPr>
+                  <pic:blipFill>
+                    <a:blip r:embed="rId8" cstate="none"/>
+                    <a:srcRect/>
+                    <a:stretch>
+                      <a:fillRect/>
+                    </a:stretch>
+                  </pic:blipFill>
+                  <pic:spPr bwMode="auto">
+                    <a:xfrm>
+                      <a:off x="0" y="0"/>
+                      <a:ext cx="1047750" cy="790575"/>
+                    </a:xfrm>
+                    <a:prstGeom prst="rect">
+                      <a:avLst/>
+                    </a:prstGeom>
+                  </pic:spPr>
+                </pic:pic>
+              </a:graphicData>
+            </a:graphic>
+          </wp:inline>
+        </w:drawing>
+      </w:r>
+    </w:p>
+    <w:p>
+      <w:pPr>
+        <w:keepNext/>
+        <w:spacing w:after="120"/>
+      </w:pPr>
+      <w:r>
+        <w:rPr>
+          <w:b/>
+          <w:bCs/>
+        </w:rPr>
+        <w:t xml:space="preserve">Expression (Expresión)</w:t>
+      </w:r>
+      <w:r>
+        <w:t xml:space="preserve"> — A math phrase with numbers and letters, but no equal sign.</w:t>
+      </w:r>
+    </w:p>
+    <w:p>
+      <w:pPr>
+        <w:keepNext/>
+        <w:spacing w:after="20" w:before="80"/>
+        <w:jc w:val="center"/>
+      </w:pPr>
+      <w:r>
+        <w:drawing>
+          <wp:inline distT="0" distB="0" distL="0" distR="0">
+            <wp:extent cx="1047750" cy="790575"/>
+            <wp:effectExtent t="0" r="0" b="0" l="0"/>
+            <wp:docPr id="1" name="" descr="" title=""/>
+            <wp:cNvGraphicFramePr>
+              <a:graphicFrameLocks xmlns:a="http://schemas.openxmlformats.org/drawingml/2006/main" noChangeAspect="1"/>
+            </wp:cNvGraphicFramePr>
+            <a:graphic xmlns:a="http://schemas.openxmlformats.org/drawingml/2006/main">
+              <a:graphicData uri="http://schemas.openxmlformats.org/drawingml/2006/picture">
+                <pic:pic xmlns:pic="http://schemas.openxmlformats.org/drawingml/2006/picture">
+                  <pic:nvPicPr>
+                    <pic:cNvPr id="0" name="" descr=""/>
+                    <pic:cNvPicPr>
+                      <a:picLocks noChangeAspect="1" noChangeArrowheads="1"/>
+                    </pic:cNvPicPr>
+                  </pic:nvPicPr>
+                  <pic:blipFill>
+                    <a:blip r:embed="rId13" cstate="none"/>
+                    <a:srcRect/>
+                    <a:stretch>
+                      <a:fillRect/>
+                    </a:stretch>
+                  </pic:blipFill>
+                  <pic:spPr bwMode="auto">
+                    <a:xfrm>
+                      <a:off x="0" y="0"/>
+                      <a:ext cx="1047750" cy="790575"/>
+                    </a:xfrm>
+                    <a:prstGeom prst="rect">
+                      <a:avLst/>
+                    </a:prstGeom>
+                  </pic:spPr>
+                </pic:pic>
+              </a:graphicData>
+            </a:graphic>
+          </wp:inline>
+        </w:drawing>
+      </w:r>
+    </w:p>
+    <w:p>
+      <w:pPr>
+        <w:keepNext/>
+        <w:spacing w:after="120"/>
+      </w:pPr>
+      <w:r>
+        <w:rPr>
+          <w:b/>
+          <w:bCs/>
+        </w:rPr>
+        <w:t xml:space="preserve">Substitute (Sustituir)</w:t>
+      </w:r>
+      <w:r>
+        <w:t xml:space="preserve"> — To put a number in place of a letter.</w:t>
+      </w:r>
+    </w:p>
+    <w:p>
+      <w:pPr>
+        <w:keepNext/>
+        <w:spacing w:after="20" w:before="80"/>
+        <w:jc w:val="center"/>
+      </w:pPr>
+      <w:r>
+        <w:drawing>
+          <wp:inline distT="0" distB="0" distL="0" distR="0">
+            <wp:extent cx="1047750" cy="790575"/>
+            <wp:effectExtent t="0" r="0" b="0" l="0"/>
+            <wp:docPr id="1" name="" descr="" title=""/>
+            <wp:cNvGraphicFramePr>
+              <a:graphicFrameLocks xmlns:a="http://schemas.openxmlformats.org/drawingml/2006/main" noChangeAspect="1"/>
+            </wp:cNvGraphicFramePr>
+            <a:graphic xmlns:a="http://schemas.openxmlformats.org/drawingml/2006/main">
+              <a:graphicData uri="http://schemas.openxmlformats.org/drawingml/2006/picture">
+                <pic:pic xmlns:pic="http://schemas.openxmlformats.org/drawingml/2006/picture">
+                  <pic:nvPicPr>
+                    <pic:cNvPr id="0" name="" descr=""/>
+                    <pic:cNvPicPr>
+                      <a:picLocks noChangeAspect="1" noChangeArrowheads="1"/>
+                    </pic:cNvPicPr>
+                  </pic:nvPicPr>
+                  <pic:blipFill>
+                    <a:blip r:embed="rId14" cstate="none"/>
+                    <a:srcRect/>
+                    <a:stretch>
+                      <a:fillRect/>
+                    </a:stretch>
+                  </pic:blipFill>
+                  <pic:spPr bwMode="auto">
+                    <a:xfrm>
+                      <a:off x="0" y="0"/>
+                      <a:ext cx="1047750" cy="790575"/>
+                    </a:xfrm>
+                    <a:prstGeom prst="rect">
+                      <a:avLst/>
+                    </a:prstGeom>
+                  </pic:spPr>
+                </pic:pic>
+              </a:graphicData>
+            </a:graphic>
+          </wp:inline>
+        </w:drawing>
+      </w:r>
+    </w:p>
+    <w:p>
+      <w:pPr>
+        <w:keepNext/>
+        <w:spacing w:after="120"/>
+      </w:pPr>
+      <w:r>
+        <w:rPr>
+          <w:b/>
+          <w:bCs/>
+        </w:rPr>
+        <w:t xml:space="preserve">Coefficient (Coeficiente)</w:t>
+      </w:r>
+      <w:r>
+        <w:t xml:space="preserve"> — The number in front of a letter, like the 3 in 3x.</w:t>
+      </w:r>
+    </w:p>
+    <w:p>
+      <w:pPr>
+        <w:keepNext/>
+        <w:spacing w:after="20" w:before="80"/>
+        <w:jc w:val="center"/>
+      </w:pPr>
+      <w:r>
+        <w:drawing>
+          <wp:inline distT="0" distB="0" distL="0" distR="0">
+            <wp:extent cx="1047750" cy="790575"/>
+            <wp:effectExtent t="0" r="0" b="0" l="0"/>
+            <wp:docPr id="1" name="" descr="" title=""/>
+            <wp:cNvGraphicFramePr>
+              <a:graphicFrameLocks xmlns:a="http://schemas.openxmlformats.org/drawingml/2006/main" noChangeAspect="1"/>
+            </wp:cNvGraphicFramePr>
+            <a:graphic xmlns:a="http://schemas.openxmlformats.org/drawingml/2006/main">
+              <a:graphicData uri="http://schemas.openxmlformats.org/drawingml/2006/picture">
+                <pic:pic xmlns:pic="http://schemas.openxmlformats.org/drawingml/2006/picture">
+                  <pic:nvPicPr>
+                    <pic:cNvPr id="0" name="" descr=""/>
+                    <pic:cNvPicPr>
+                      <a:picLocks noChangeAspect="1" noChangeArrowheads="1"/>
+                    </pic:cNvPicPr>
+                  </pic:nvPicPr>
+                  <pic:blipFill>
+                    <a:blip r:embed="rId15" cstate="none"/>
+                    <a:srcRect/>
+                    <a:stretch>
+                      <a:fillRect/>
+                    </a:stretch>
+                  </pic:blipFill>
+                  <pic:spPr bwMode="auto">
+                    <a:xfrm>
+                      <a:off x="0" y="0"/>
+                      <a:ext cx="1047750" cy="790575"/>
+                    </a:xfrm>
+                    <a:prstGeom prst="rect">
+                      <a:avLst/>
+                    </a:prstGeom>
+                  </pic:spPr>
+                </pic:pic>
+              </a:graphicData>
+            </a:graphic>
+          </wp:inline>
+        </w:drawing>
+      </w:r>
+    </w:p>
+    <w:p>
+      <w:pPr>
+        <w:keepNext/>
+        <w:spacing w:after="120"/>
+      </w:pPr>
+      <w:r>
+        <w:rPr>
+          <w:b/>
+          <w:bCs/>
+        </w:rPr>
         <w:t xml:space="preserve">Like terms (Términos semejantes)</w:t>
       </w:r>
       <w:r>
@@ -579,7 +957,7 @@
           <w:b/>
           <w:bCs/>
         </w:rPr>
-        <w:t xml:space="preserve">1. Spot the Common Mistake</w:t>
+        <w:t xml:space="preserve">1. What is the total of 2 × 15 + 4 × 20 + 8 × 2³?</w:t>
       </w:r>
     </w:p>
     <w:p>
@@ -587,7 +965,7 @@
         <w:spacing w:after="40" w:before="0"/>
       </w:pPr>
       <w:r>
-        <w:t xml:space="preserve">   Step 1 (Expression): Evaluate 5n − 3 when n = 6</w:t>
+        <w:t xml:space="preserve">     A. 174</w:t>
       </w:r>
     </w:p>
     <w:p>
@@ -595,7 +973,7 @@
         <w:spacing w:after="40" w:before="0"/>
       </w:pPr>
       <w:r>
-        <w:t xml:space="preserve">   Step 2 (Substitute): 5(6) − 3</w:t>
+        <w:t xml:space="preserve">     B. 126</w:t>
       </w:r>
     </w:p>
     <w:p>
@@ -603,7 +981,117 @@
         <w:spacing w:after="40" w:before="0"/>
       </w:pPr>
       <w:r>
-        <w:t xml:space="preserve">   Step 3 (Subtract first): 5 × (6 − 3) = 5 × 3 = 15</w:t>
+        <w:t xml:space="preserve">     C. 210</w:t>
+      </w:r>
+    </w:p>
+    <w:p>
+      <w:pPr>
+        <w:spacing w:after="40" w:before="0"/>
+      </w:pPr>
+      <w:r>
+        <w:t xml:space="preserve">     D. 1,392</w:t>
+      </w:r>
+    </w:p>
+    <w:p>
+      <w:pPr>
+        <w:spacing w:after="60" w:before="120"/>
+      </w:pPr>
+      <w:r>
+        <w:rPr>
+          <w:color w:val="BBBBBB"/>
+        </w:rPr>
+        <w:t xml:space="preserve">______________________________________________________________________</w:t>
+      </w:r>
+    </w:p>
+    <w:p>
+      <w:pPr>
+        <w:spacing w:after="80" w:before="0"/>
+      </w:pPr>
+      <w:r>
+        <w:rPr>
+          <w:b/>
+          <w:bCs/>
+        </w:rPr>
+        <w:t xml:space="preserve">2. Miguel evaluates 12 − 2 × 3 and gets 30. Margaret gets 6. Who is right?</w:t>
+      </w:r>
+    </w:p>
+    <w:p>
+      <w:pPr>
+        <w:spacing w:after="40" w:before="0"/>
+      </w:pPr>
+      <w:r>
+        <w:t xml:space="preserve">     A. Margaret, because multiplication comes before subtraction</w:t>
+      </w:r>
+    </w:p>
+    <w:p>
+      <w:pPr>
+        <w:spacing w:after="40" w:before="0"/>
+      </w:pPr>
+      <w:r>
+        <w:t xml:space="preserve">     B. Miguel, because he worked left to right</w:t>
+      </w:r>
+    </w:p>
+    <w:p>
+      <w:pPr>
+        <w:spacing w:after="40" w:before="0"/>
+      </w:pPr>
+      <w:r>
+        <w:t xml:space="preserve">     C. Both are right</w:t>
+      </w:r>
+    </w:p>
+    <w:p>
+      <w:pPr>
+        <w:spacing w:after="40" w:before="0"/>
+      </w:pPr>
+      <w:r>
+        <w:t xml:space="preserve">     D. Neither is right</w:t>
+      </w:r>
+    </w:p>
+    <w:p>
+      <w:pPr>
+        <w:spacing w:after="60" w:before="120"/>
+      </w:pPr>
+      <w:r>
+        <w:rPr>
+          <w:color w:val="BBBBBB"/>
+        </w:rPr>
+        <w:t xml:space="preserve">______________________________________________________________________</w:t>
+      </w:r>
+    </w:p>
+    <w:p>
+      <w:pPr>
+        <w:spacing w:after="80" w:before="0"/>
+      </w:pPr>
+      <w:r>
+        <w:rPr>
+          <w:b/>
+          <w:bCs/>
+        </w:rPr>
+        <w:t xml:space="preserve">3. Find the error</w:t>
+      </w:r>
+    </w:p>
+    <w:p>
+      <w:pPr>
+        <w:spacing w:after="40" w:before="0"/>
+      </w:pPr>
+      <w:r>
+        <w:t xml:space="preserve">   Step 1 (Expression): Evaluate 20 − 3²</w:t>
+      </w:r>
+    </w:p>
+    <w:p>
+      <w:pPr>
+        <w:spacing w:after="40" w:before="0"/>
+      </w:pPr>
+      <w:r>
+        <w:t xml:space="preserve">   Step 2 (Step 1): 3² = 6</w:t>
+      </w:r>
+    </w:p>
+    <w:p>
+      <w:pPr>
+        <w:spacing w:after="40" w:before="0"/>
+      </w:pPr>
+      <w:r>
+        <w:t xml:space="preserve">   Step 3 (Step 2): 20 − 6 = 14</w:t>
       </w:r>
     </w:p>
     <w:p>
@@ -660,7 +1148,69 @@
           <w:b/>
           <w:bCs/>
         </w:rPr>
-        <w:t xml:space="preserve">2. Find the Evaluation Error</w:t>
+        <w:t xml:space="preserve">4. </w:t>
+      </w:r>
+    </w:p>
+    <w:p>
+      <w:pPr>
+        <w:spacing w:after="60" w:before="120"/>
+      </w:pPr>
+      <w:r>
+        <w:rPr>
+          <w:color w:val="BBBBBB"/>
+        </w:rPr>
+        <w:t xml:space="preserve">______________________________________________________________________</w:t>
+      </w:r>
+    </w:p>
+    <w:p>
+      <w:pPr>
+        <w:spacing w:after="60" w:before="120"/>
+      </w:pPr>
+      <w:r>
+        <w:rPr>
+          <w:color w:val="BBBBBB"/>
+        </w:rPr>
+        <w:t xml:space="preserve">______________________________________________________________________</w:t>
+      </w:r>
+    </w:p>
+    <w:p>
+      <w:pPr>
+        <w:spacing w:after="60" w:before="120"/>
+      </w:pPr>
+      <w:r>
+        <w:rPr>
+          <w:color w:val="BBBBBB"/>
+        </w:rPr>
+        <w:t xml:space="preserve">______________________________________________________________________</w:t>
+      </w:r>
+    </w:p>
+    <w:p>
+      <w:pPr>
+        <w:spacing w:after="60" w:before="120"/>
+      </w:pPr>
+      <w:r>
+        <w:rPr>
+          <w:color w:val="BBBBBB"/>
+        </w:rPr>
+        <w:t xml:space="preserve">______________________________________________________________________</w:t>
+      </w:r>
+    </w:p>
+    <w:p>
+      <w:r>
+        <w:br w:type="page"/>
+      </w:r>
+    </w:p>
+    <w:p>
+      <w:pPr>
+        <w:pStyle w:val="Heading1"/>
+        <w:spacing w:after="120"/>
+      </w:pPr>
+      <w:r>
+        <w:rPr>
+          <w:b/>
+          <w:bCs/>
+        </w:rPr>
+        <w:t xml:space="preserve">Answer Key (Teacher)</w:t>
       </w:r>
     </w:p>
     <w:p>
@@ -668,144 +1218,91 @@
         <w:spacing w:after="40" w:before="0"/>
       </w:pPr>
       <w:r>
-        <w:t xml:space="preserve">   Step 1 (Expression): 4x² + 3 when x = 2</w:t>
-      </w:r>
-    </w:p>
-    <w:p>
-      <w:pPr>
-        <w:spacing w:after="40" w:before="0"/>
-      </w:pPr>
-      <w:r>
-        <w:t xml:space="preserve">   Step 2 (Substitute): 4(2)² + 3</w:t>
-      </w:r>
-    </w:p>
-    <w:p>
-      <w:pPr>
-        <w:spacing w:after="40" w:before="0"/>
-      </w:pPr>
-      <w:r>
-        <w:t xml:space="preserve">   Step 3 (Apply exponent): (4 × 2)² + 3 = 8² + 3</w:t>
-      </w:r>
-    </w:p>
-    <w:p>
-      <w:pPr>
-        <w:spacing w:after="40" w:before="0"/>
-      </w:pPr>
-      <w:r>
-        <w:t xml:space="preserve">   Step 4 (Calculate): 64 + 3 = 67</w:t>
-      </w:r>
-    </w:p>
-    <w:p>
-      <w:pPr>
-        <w:spacing w:after="60" w:before="0"/>
+        <w:rPr>
+          <w:b/>
+          <w:bCs/>
+        </w:rPr>
+        <w:t xml:space="preserve">1. A. 174</w:t>
+      </w:r>
+    </w:p>
+    <w:p>
+      <w:pPr>
+        <w:spacing w:after="20" w:before="0"/>
+      </w:pPr>
+      <w:r>
+        <w:t xml:space="preserve">     Power first: 2³ = 8. Multiply: 30, 80, 64. Add: 30 + 80 + 64 = 174.</w:t>
+      </w:r>
+    </w:p>
+    <w:p>
+      <w:pPr>
+        <w:spacing w:after="80" w:before="0"/>
       </w:pPr>
       <w:r>
         <w:rPr>
           <w:i/>
           <w:iCs/>
         </w:rPr>
-        <w:t xml:space="preserve">Which step has the mistake? Explain and fix it:</w:t>
-      </w:r>
-    </w:p>
-    <w:p>
-      <w:pPr>
-        <w:spacing w:after="60" w:before="120"/>
-      </w:pPr>
-      <w:r>
-        <w:rPr>
-          <w:color w:val="BBBBBB"/>
-        </w:rPr>
-        <w:t xml:space="preserve">______________________________________________________________________</w:t>
-      </w:r>
-    </w:p>
-    <w:p>
-      <w:pPr>
-        <w:spacing w:after="60" w:before="120"/>
-      </w:pPr>
-      <w:r>
-        <w:rPr>
-          <w:color w:val="BBBBBB"/>
-        </w:rPr>
-        <w:t xml:space="preserve">______________________________________________________________________</w:t>
-      </w:r>
-    </w:p>
-    <w:p>
-      <w:pPr>
-        <w:spacing w:after="60" w:before="120"/>
-      </w:pPr>
-      <w:r>
-        <w:rPr>
-          <w:color w:val="BBBBBB"/>
-        </w:rPr>
-        <w:t xml:space="preserve">______________________________________________________________________</w:t>
+        <w:t xml:space="preserve">     Watch for: A common mistake with powers is multiplying the base by the exponent: reading 3² as 3 × 2 = 6 instead of 3 × 3 = 9. A second is evaluating strictly left to right, so 3 + 4 × 2 becomes 14 instead of 11. The order of operations exists so one expression has exactly one value: grouping symbols, then powers, then × and ÷ left to right, then + and − left to right.</w:t>
+      </w:r>
+    </w:p>
+    <w:p>
+      <w:pPr>
+        <w:spacing w:after="40" w:before="0"/>
+      </w:pPr>
+      <w:r>
+        <w:rPr>
+          <w:b/>
+          <w:bCs/>
+        </w:rPr>
+        <w:t xml:space="preserve">2. A. Margaret, because multiplication comes before subtraction</w:t>
+      </w:r>
+    </w:p>
+    <w:p>
+      <w:pPr>
+        <w:spacing w:after="20" w:before="0"/>
+      </w:pPr>
+      <w:r>
+        <w:t xml:space="preserve">     Multiplying first gives 2 × 3 = 6, then 12 − 6 = 6. Miguel subtracted first, getting 10 × 3 = 30.</w:t>
       </w:r>
     </w:p>
     <w:p>
       <w:pPr>
         <w:spacing w:after="80" w:before="0"/>
-      </w:pPr>
-      <w:r>
-        <w:rPr>
-          <w:b/>
-          <w:bCs/>
-        </w:rPr>
-        <w:t xml:space="preserve">3. A gym membership costs $25 per month plus a $40 signup fee. Write an expression using m for months, then evaluate it for 6 months and 12 months. Explain what each part of the expression represents.</w:t>
-      </w:r>
-    </w:p>
-    <w:p>
-      <w:pPr>
-        <w:spacing w:after="60" w:before="0"/>
       </w:pPr>
       <w:r>
         <w:rPr>
           <w:i/>
           <w:iCs/>
         </w:rPr>
-        <w:t xml:space="preserve">Sentence starter: The expression is ___. For 6 months: ___ = ___. For 12 months: ___ = ___. The ___ represents the ___ and the ___ represents the ___.</w:t>
-      </w:r>
-    </w:p>
-    <w:p>
-      <w:pPr>
-        <w:spacing w:after="60" w:before="120"/>
-      </w:pPr>
-      <w:r>
-        <w:rPr>
-          <w:color w:val="BBBBBB"/>
-        </w:rPr>
-        <w:t xml:space="preserve">______________________________________________________________________</w:t>
-      </w:r>
-    </w:p>
-    <w:p>
-      <w:pPr>
-        <w:spacing w:after="60" w:before="120"/>
-      </w:pPr>
-      <w:r>
-        <w:rPr>
-          <w:color w:val="BBBBBB"/>
-        </w:rPr>
-        <w:t xml:space="preserve">______________________________________________________________________</w:t>
-      </w:r>
-    </w:p>
-    <w:p>
-      <w:pPr>
-        <w:spacing w:after="60" w:before="120"/>
-      </w:pPr>
-      <w:r>
-        <w:rPr>
-          <w:color w:val="BBBBBB"/>
-        </w:rPr>
-        <w:t xml:space="preserve">______________________________________________________________________</w:t>
-      </w:r>
-    </w:p>
-    <w:p>
-      <w:pPr>
-        <w:spacing w:after="60" w:before="120"/>
-      </w:pPr>
-      <w:r>
-        <w:rPr>
-          <w:color w:val="BBBBBB"/>
-        </w:rPr>
-        <w:t xml:space="preserve">______________________________________________________________________</w:t>
+        <w:t xml:space="preserve">     Watch for: A common mistake with powers is multiplying the base by the exponent: reading 3² as 3 × 2 = 6 instead of 3 × 3 = 9. A second is evaluating strictly left to right, so 3 + 4 × 2 becomes 14 instead of 11. The order of operations exists so one expression has exactly one value: grouping symbols, then powers, then × and ÷ left to right, then + and − left to right.</w:t>
+      </w:r>
+    </w:p>
+    <w:p>
+      <w:pPr>
+        <w:spacing w:after="40" w:before="0"/>
+      </w:pPr>
+      <w:r>
+        <w:rPr>
+          <w:b/>
+          <w:bCs/>
+        </w:rPr>
+        <w:t xml:space="preserve">3. Find the error</w:t>
+      </w:r>
+    </w:p>
+    <w:p>
+      <w:pPr>
+        <w:spacing w:after="20" w:before="0"/>
+      </w:pPr>
+      <w:r>
+        <w:t xml:space="preserve">     The mistake is in Step 2.</w:t>
+      </w:r>
+    </w:p>
+    <w:p>
+      <w:pPr>
+        <w:spacing w:after="20" w:before="0"/>
+      </w:pPr>
+      <w:r>
+        <w:t xml:space="preserve">     Correct work: Step 1 multiplies the base by the exponent. A power is repeated multiplication: 3² = 3 × 3 = 9, so the expression evaluates to 20 − 9 = 11.</w:t>
       </w:r>
     </w:p>
     <w:p>
@@ -813,11 +1310,7 @@
         <w:spacing w:after="80" w:before="0"/>
       </w:pPr>
       <w:r>
-        <w:rPr>
-          <w:b/>
-          <w:bCs/>
-        </w:rPr>
-        <w:t xml:space="preserve">4. Track 1 — The beat formula is 3x + 5, where x is the number of bass drops. Evaluate 3x + 5 when x = 4.</w:t>
+        <w:t xml:space="preserve">     Watch for: Step 2's arithmetic is fine — the error is entirely in what 3² means. Reading an exponent as a multiplier is the most common power mistake.</w:t>
       </w:r>
     </w:p>
     <w:p>
@@ -825,72 +1318,11 @@
         <w:spacing w:after="40" w:before="0"/>
       </w:pPr>
       <w:r>
-        <w:t xml:space="preserve">     A. 17</w:t>
-      </w:r>
-    </w:p>
-    <w:p>
-      <w:pPr>
-        <w:spacing w:after="40" w:before="0"/>
-      </w:pPr>
-      <w:r>
-        <w:t xml:space="preserve">     B. 27</w:t>
-      </w:r>
-    </w:p>
-    <w:p>
-      <w:pPr>
-        <w:spacing w:after="40" w:before="0"/>
-      </w:pPr>
-      <w:r>
-        <w:t xml:space="preserve">     C. 12</w:t>
-      </w:r>
-    </w:p>
-    <w:p>
-      <w:pPr>
-        <w:spacing w:after="40" w:before="0"/>
-      </w:pPr>
-      <w:r>
-        <w:t xml:space="preserve">     D. 21</w:t>
-      </w:r>
-    </w:p>
-    <w:p>
-      <w:pPr>
-        <w:spacing w:after="60" w:before="120"/>
-      </w:pPr>
-      <w:r>
-        <w:rPr>
-          <w:color w:val="BBBBBB"/>
-        </w:rPr>
-        <w:t xml:space="preserve">______________________________________________________________________</w:t>
-      </w:r>
-    </w:p>
-    <w:p>
-      <w:r>
-        <w:br w:type="page"/>
-      </w:r>
-    </w:p>
-    <w:p>
-      <w:pPr>
-        <w:pStyle w:val="Heading1"/>
-        <w:spacing w:after="120"/>
-      </w:pPr>
-      <w:r>
-        <w:rPr>
-          <w:b/>
-          <w:bCs/>
-        </w:rPr>
-        <w:t xml:space="preserve">Answer Key (Teacher)</w:t>
-      </w:r>
-    </w:p>
-    <w:p>
-      <w:pPr>
-        <w:spacing w:after="40" w:before="0"/>
-      </w:pPr>
-      <w:r>
-        <w:rPr>
-          <w:b/>
-          <w:bCs/>
-        </w:rPr>
-        <w:t xml:space="preserve">1. Spot the Common Mistake</w:t>
+        <w:rPr>
+          <w:b/>
+          <w:bCs/>
+        </w:rPr>
+        <w:t xml:space="preserve">4. Open response — answers will vary.</w:t>
       </w:r>
     </w:p>
     <w:p>
@@ -898,111 +1330,7 @@
         <w:spacing w:after="20" w:before="0"/>
       </w:pPr>
       <w:r>
-        <w:t xml:space="preserve">     The mistake is in Step 3.</w:t>
-      </w:r>
-    </w:p>
-    <w:p>
-      <w:pPr>
-        <w:spacing w:after="20" w:before="0"/>
-      </w:pPr>
-      <w:r>
-        <w:t xml:space="preserve">     Correct work: 5(6) − 3 = 30 − 3 = 27. Follow the order of operations: multiply 5 × 6 = 30 FIRST, then subtract 3. There are no parentheses around 6 − 3, so you cannot subtract before multiplying.</w:t>
-      </w:r>
-    </w:p>
-    <w:p>
-      <w:pPr>
-        <w:spacing w:after="80" w:before="0"/>
-      </w:pPr>
-      <w:r>
-        <w:t xml:space="preserve">     Watch for: The step subtracted before multiplying, which would only be allowed if parentheses grouped 6 − 3. In 5(6) − 3 the multiplication comes first: 30 − 3 = 27. Inventing that grouping turned the problem into 5(6 − 3) and produced 15 instead.</w:t>
-      </w:r>
-    </w:p>
-    <w:p>
-      <w:pPr>
-        <w:spacing w:after="40" w:before="0"/>
-      </w:pPr>
-      <w:r>
-        <w:rPr>
-          <w:b/>
-          <w:bCs/>
-        </w:rPr>
-        <w:t xml:space="preserve">2. Find the Evaluation Error</w:t>
-      </w:r>
-    </w:p>
-    <w:p>
-      <w:pPr>
-        <w:spacing w:after="20" w:before="0"/>
-      </w:pPr>
-      <w:r>
-        <w:t xml:space="preserve">     The mistake is in Step 3.</w:t>
-      </w:r>
-    </w:p>
-    <w:p>
-      <w:pPr>
-        <w:spacing w:after="20" w:before="0"/>
-      </w:pPr>
-      <w:r>
-        <w:t xml:space="preserve">     Correct work: 4(2²) + 3 = 4(4) + 3 = 16 + 3 = 19. Square the 2 first, THEN multiply by 4.</w:t>
-      </w:r>
-    </w:p>
-    <w:p>
-      <w:pPr>
-        <w:spacing w:after="80" w:before="0"/>
-      </w:pPr>
-      <w:r>
-        <w:t xml:space="preserve">     Watch for: The exponent in 4x² belongs only to x, not to 4x, so the work cannot be rewritten as (4 × 2)². Square first: 2² = 4, then multiply by 4 to get 16, then add 3 for 19. Treating it as 8² inflated the answer all the way to 67.</w:t>
-      </w:r>
-    </w:p>
-    <w:p>
-      <w:pPr>
-        <w:spacing w:after="40" w:before="0"/>
-      </w:pPr>
-      <w:r>
-        <w:rPr>
-          <w:b/>
-          <w:bCs/>
-        </w:rPr>
-        <w:t xml:space="preserve">3. Open response — answers will vary.</w:t>
-      </w:r>
-    </w:p>
-    <w:p>
-      <w:pPr>
-        <w:spacing w:after="80" w:before="0"/>
-      </w:pPr>
-      <w:r>
-        <w:t xml:space="preserve">     Look for key words: expression, variable, evaluate, substitute, coefficient, constant, cost.</w:t>
-      </w:r>
-    </w:p>
-    <w:p>
-      <w:pPr>
-        <w:spacing w:after="40" w:before="0"/>
-      </w:pPr>
-      <w:r>
-        <w:rPr>
-          <w:b/>
-          <w:bCs/>
-        </w:rPr>
-        <w:t xml:space="preserve">4. A. 17</w:t>
-      </w:r>
-    </w:p>
-    <w:p>
-      <w:pPr>
-        <w:spacing w:after="20" w:before="0"/>
-      </w:pPr>
-      <w:r>
-        <w:t xml:space="preserve">     Substitute x = 4: 3(4) + 5. Multiply first: 3 × 4 = 12. Then add: 12 + 5 = 17.</w:t>
-      </w:r>
-    </w:p>
-    <w:p>
-      <w:pPr>
-        <w:spacing w:after="80" w:before="0"/>
-      </w:pPr>
-      <w:r>
-        <w:rPr>
-          <w:i/>
-          <w:iCs/>
-        </w:rPr>
-        <w:t xml:space="preserve">     Watch for: A common mistake in Evaluate Expressions is treating a coefficient like an addend instead of a factor — for example, evaluating 3x + 7 when x = 4 as 3 + 4 + 7 = 14 instead of the correct 3(4) + 7 = 12 + 7 = 19. A number written right next to a variable always means multiply, never add. Before you submit, ask: "Did I multiply the coefficient by the value I substituted, or did I accidentally add it?"</w:t>
+        <w:t xml:space="preserve">     Sample: Each friend owes (4 × 3² + 6) ÷ 7. Evaluating: the power first, 3² = 9; then multiply, 4 × 9 = 36; then add inside the grouping symbols, 36 + 6 = 42; then divide, 42 ÷ 7 = $6 each. The grouping symbols matter because without them the expression would read 4 × 3² + 6 ÷ 7, which divides only the delivery fee among the friends and leaves each of them paying for all four pizzas — about $36.86 instead of $6. The parentheses are what say "split the WHOLE bill."</w:t>
       </w:r>
     </w:p>
     <w:sectPr>
